--- a/storage/app/template/fr_apl_01.docx
+++ b/storage/app/template/fr_apl_01.docx
@@ -1875,17 +1875,16 @@
                 <w:between w:val="nil"/>
               </w:pBdr>
               <w:spacing w:before="69"/>
-              <w:ind w:left="2821" w:right="2126"/>
-              <w:jc w:val="center"/>
-              <w:rPr>
-                <w:color w:val="000000"/>
-              </w:rPr>
-            </w:pPr>
-            <w:r>
-              <w:rPr>
-                <w:color w:val="000000"/>
-              </w:rPr>
-              <w:t>Kode pos : ${kode_pos_kantor}</w:t>
+              <w:ind w:left="2625" w:right="-120"/>
+              <w:rPr>
+                <w:color w:val="000000"/>
+              </w:rPr>
+            </w:pPr>
+            <w:r>
+              <w:rPr>
+                <w:color w:val="000000"/>
+              </w:rPr>
+              <w:t>Kode pos :${kode_pos_kantor}</w:t>
             </w:r>
           </w:p>
         </w:tc>
@@ -2555,7 +2554,6 @@
               <w:rPr>
                 <w:rFonts w:ascii="MS Gothic" w:eastAsia="MS Gothic" w:hAnsi="MS Gothic"/>
                 <w:color w:val="000000"/>
-                <w:sz w:val="22"/>
               </w:rPr>
               <w:t>${check_sertifikasi}</w:t>
             </w:r>
@@ -2660,7 +2658,6 @@
               <w:rPr>
                 <w:rFonts w:ascii="MS Gothic" w:eastAsia="MS Gothic" w:hAnsi="MS Gothic"/>
                 <w:color w:val="000000"/>
-                <w:sz w:val="22"/>
               </w:rPr>
               <w:t>${check_pkt}</w:t>
             </w:r>
@@ -2766,7 +2763,6 @@
               <w:rPr>
                 <w:rFonts w:ascii="MS Gothic" w:eastAsia="MS Gothic" w:hAnsi="MS Gothic"/>
                 <w:color w:val="000000"/>
-                <w:sz w:val="22"/>
               </w:rPr>
               <w:t>${check_rpl}</w:t>
             </w:r>
@@ -2870,7 +2866,6 @@
               <w:rPr>
                 <w:rFonts w:ascii="MS Gothic" w:eastAsia="MS Gothic" w:hAnsi="MS Gothic"/>
                 <w:color w:val="000000"/>
-                <w:sz w:val="22"/>
               </w:rPr>
               <w:t>${check_lainnya}</w:t>
             </w:r>
